--- a/EJR_6_CreditAuthorStatement.docx
+++ b/EJR_6_CreditAuthorStatement.docx
@@ -23,6 +23,20 @@
       </w:r>
       <w:r>
         <w:t xml:space="preserve"> Conceptualization, Methodology, Investigation, Data curation, Formal analysis, Writing – original draft, Writing – review &amp; editing.</w:t>
+      </w:r>
+    </w:p>
+    <w:p>
+      <w:pPr>
+        <w:spacing w:after="160"/>
+      </w:pPr>
+      <w:r>
+        <w:rPr>
+          <w:b/>
+        </w:rPr>
+        <w:t>Guanghua Zhang:</w:t>
+      </w:r>
+      <w:r>
+        <w:t xml:space="preserve"> Investigation, Data curation, Writing – review &amp; editing.</w:t>
       </w:r>
     </w:p>
     <w:p>
@@ -61,10 +75,38 @@
         <w:rPr>
           <w:b/>
         </w:rPr>
+        <w:t>Hongxi Guo:</w:t>
+      </w:r>
+      <w:r>
+        <w:t xml:space="preserve"> Investigation, Data curation, Writing – review &amp; editing.</w:t>
+      </w:r>
+    </w:p>
+    <w:p>
+      <w:pPr>
+        <w:spacing w:after="160"/>
+      </w:pPr>
+      <w:r>
+        <w:rPr>
+          <w:b/>
+        </w:rPr>
         <w:t>Haiyan Lei:</w:t>
       </w:r>
       <w:r>
         <w:t xml:space="preserve"> Investigation, Data curation, Validation, Writing – review &amp; editing.</w:t>
+      </w:r>
+    </w:p>
+    <w:p>
+      <w:pPr>
+        <w:spacing w:after="160"/>
+      </w:pPr>
+      <w:r>
+        <w:rPr>
+          <w:b/>
+        </w:rPr>
+        <w:t>Haibin Wang:</w:t>
+      </w:r>
+      <w:r>
+        <w:t xml:space="preserve"> Investigation, Data curation, Writing – review &amp; editing.</w:t>
       </w:r>
     </w:p>
     <w:p>
